--- a/assets/deepak/projects/project1.docx
+++ b/assets/deepak/projects/project1.docx
@@ -68,13 +68,8 @@
       <w:pPr>
         <w:pStyle w:val="BodyText"/>
       </w:pPr>
-      <w:proofErr w:type="gramStart"/>
-      <w:r>
-        <w:t>In order to</w:t>
-      </w:r>
-      <w:proofErr w:type="gramEnd"/>
-      <w:r>
-        <w:t xml:space="preserve"> download the data, run:</w:t>
+      <w:r>
+        <w:t>In order to download the data, run:</w:t>
       </w:r>
     </w:p>
     <w:p>
@@ -88,6 +83,9 @@
     <w:p>
       <w:pPr>
         <w:pStyle w:val="SourceCode"/>
+        <w:rPr>
+          <w:rStyle w:val="NormalTok"/>
+        </w:rPr>
       </w:pPr>
       <w:r>
         <w:rPr>
@@ -131,23 +129,31 @@
     </w:p>
     <w:p>
       <w:pPr>
-        <w:pStyle w:val="FirstParagraph"/>
-      </w:pPr>
-      <w:r>
-        <w:t xml:space="preserve">After extracting, a directory </w:t>
-      </w:r>
-      <w:r>
-        <w:rPr>
-          <w:rStyle w:val="VerbatimChar"/>
-        </w:rPr>
-        <w:t>project1</w:t>
-      </w:r>
-      <w:r>
-        <w:t xml:space="preserve"> appears with the following content:</w:t>
+        <w:pStyle w:val="SourceCode"/>
+      </w:pPr>
+      <w:r>
+        <w:t>Code ends here</w:t>
       </w:r>
     </w:p>
     <w:p>
       <w:pPr>
+        <w:pStyle w:val="FirstParagraph"/>
+      </w:pPr>
+      <w:r>
+        <w:t xml:space="preserve">After extracting, a directory </w:t>
+      </w:r>
+      <w:r>
+        <w:rPr>
+          <w:rStyle w:val="VerbatimChar"/>
+        </w:rPr>
+        <w:t>project1</w:t>
+      </w:r>
+      <w:r>
+        <w:t xml:space="preserve"> appears with the following content:</w:t>
+      </w:r>
+    </w:p>
+    <w:p>
+      <w:pPr>
         <w:pStyle w:val="SourceCode"/>
       </w:pPr>
       <w:r>
@@ -343,6 +349,7 @@
         <w:rPr>
           <w:rStyle w:val="VerbatimChar"/>
         </w:rPr>
+        <w:lastRenderedPageBreak/>
         <w:t>│   │   ├── filtered_feature_bc_matrix</w:t>
       </w:r>
       <w:r>
@@ -361,7 +368,6 @@
         <w:rPr>
           <w:rStyle w:val="VerbatimChar"/>
         </w:rPr>
-        <w:lastRenderedPageBreak/>
         <w:t>│   │   │   ├── features.tsv.gz</w:t>
       </w:r>
       <w:r>
@@ -704,6 +710,9 @@
     <w:p>
       <w:pPr>
         <w:pStyle w:val="SourceCode"/>
+        <w:rPr>
+          <w:rStyle w:val="NormalTok"/>
+        </w:rPr>
       </w:pPr>
       <w:r>
         <w:rPr>
@@ -814,6 +823,7 @@
         <w:br/>
       </w:r>
       <w:r>
+        <w:lastRenderedPageBreak/>
         <w:br/>
       </w:r>
       <w:r>
@@ -829,7 +839,6 @@
         <w:rPr>
           <w:rStyle w:val="CommentTok"/>
         </w:rPr>
-        <w:lastRenderedPageBreak/>
         <w:t># replace underscores with hyphen to correctly extract sample names later on</w:t>
       </w:r>
       <w:r>
@@ -1194,6 +1203,14 @@
           <w:rStyle w:val="NormalTok"/>
         </w:rPr>
         <w:t>)</w:t>
+      </w:r>
+    </w:p>
+    <w:p>
+      <w:pPr>
+        <w:pStyle w:val="SourceCode"/>
+      </w:pPr>
+      <w:r>
+        <w:t>Code ends here</w:t>
       </w:r>
     </w:p>
     <w:tbl>
@@ -1211,13 +1228,14 @@
           <w:left w:w="144" w:type="dxa"/>
           <w:right w:w="144" w:type="dxa"/>
         </w:tblCellMar>
-        <w:tblLook w:val="0000" w:firstRow="0" w:lastRow="0" w:firstColumn="0" w:lastColumn="0" w:noHBand="0" w:noVBand="0"/>
+        <w:tblLook w:val="0020" w:firstRow="1" w:lastRow="0" w:firstColumn="0" w:lastColumn="0" w:noHBand="0" w:noVBand="0"/>
       </w:tblPr>
       <w:tblGrid>
-        <w:gridCol w:w="9648"/>
+        <w:gridCol w:w="9325"/>
       </w:tblGrid>
       <w:tr>
         <w:trPr>
+          <w:cnfStyle w:val="100000000000" w:firstRow="1" w:lastRow="0" w:firstColumn="0" w:lastColumn="0" w:oddVBand="0" w:evenVBand="0" w:oddHBand="0" w:evenHBand="0" w:firstRowFirstColumn="0" w:firstRowLastColumn="0" w:lastRowFirstColumn="0" w:lastRowLastColumn="0"/>
           <w:cantSplit/>
         </w:trPr>
         <w:tc>
@@ -1235,52 +1253,6 @@
               <w:spacing w:before="0" w:after="0"/>
               <w:textAlignment w:val="center"/>
             </w:pPr>
-            <w:r>
-              <w:rPr>
-                <w:noProof/>
-              </w:rPr>
-              <w:drawing>
-                <wp:inline distT="0" distB="0" distL="0" distR="0" wp14:anchorId="5E9B4E3C" wp14:editId="07152E77">
-                  <wp:extent cx="152400" cy="152400"/>
-                  <wp:effectExtent l="0" t="0" r="0" b="0"/>
-                  <wp:docPr id="22" name="Picture"/>
-                  <wp:cNvGraphicFramePr/>
-                  <a:graphic xmlns:a="http://schemas.openxmlformats.org/drawingml/2006/main">
-                    <a:graphicData uri="http://schemas.openxmlformats.org/drawingml/2006/picture">
-                      <pic:pic xmlns:pic="http://schemas.openxmlformats.org/drawingml/2006/picture">
-                        <pic:nvPicPr>
-                          <pic:cNvPr id="23" name="Picture" descr="/Applications/RStudio.app/Contents/Resources/app/quarto/share/formats/docx/important.png"/>
-                          <pic:cNvPicPr>
-                            <a:picLocks noChangeAspect="1" noChangeArrowheads="1"/>
-                          </pic:cNvPicPr>
-                        </pic:nvPicPr>
-                        <pic:blipFill>
-                          <a:blip r:embed="rId6"/>
-                          <a:stretch>
-                            <a:fillRect/>
-                          </a:stretch>
-                        </pic:blipFill>
-                        <pic:spPr bwMode="auto">
-                          <a:xfrm>
-                            <a:off x="0" y="0"/>
-                            <a:ext cx="152400" cy="152400"/>
-                          </a:xfrm>
-                          <a:prstGeom prst="rect">
-                            <a:avLst/>
-                          </a:prstGeom>
-                          <a:noFill/>
-                          <a:ln w="9525">
-                            <a:noFill/>
-                            <a:headEnd/>
-                            <a:tailEnd/>
-                          </a:ln>
-                        </pic:spPr>
-                      </pic:pic>
-                    </a:graphicData>
-                  </a:graphic>
-                </wp:inline>
-              </w:drawing>
-            </w:r>
             <w:r>
               <w:t xml:space="preserve">  Project exercise</w:t>
             </w:r>
